--- a/documentation/Vibook_Introduction_FIXED.docx
+++ b/documentation/Vibook_Introduction_FIXED.docx
@@ -1,6 +1,6 @@
 
 <file path=word/document.xml><?xml version="1.0" encoding="utf-8"?>
-<w:document xmlns:ns1="http://schemas.openxmlformats.org/markup-compatibility/2006" xmlns:ns2="http://schemas.microsoft.com/office/word/2010/wordml" xmlns:ns3="http://schemas.openxmlformats.org/officeDocument/2006/relationships" xmlns:ns4="http://schemas.openxmlformats.org/drawingml/2006/wordprocessingDrawing" xmlns:ns5="http://schemas.microsoft.com/office/word/2010/wordprocessingDrawing" xmlns:ns6="http://schemas.openxmlformats.org/drawingml/2006/main" xmlns:ns7="http://schemas.openxmlformats.org/drawingml/2006/picture" xmlns:ns8="http://schemas.microsoft.com/office/drawing/2010/main" xmlns:w="http://schemas.openxmlformats.org/wordprocessingml/2006/main" ns1:Ignorable="w14 w15 w16se w16cid w16 w16cex w16sdtdh w16sdtfl w16du wp14">
+<w:document xmlns:ns1="http://schemas.openxmlformats.org/markup-compatibility/2006" xmlns:ns2="http://schemas.microsoft.com/office/word/2010/wordml" xmlns:ns3="http://schemas.openxmlformats.org/officeDocument/2006/relationships" xmlns:ns4="http://schemas.openxmlformats.org/drawingml/2006/wordprocessingDrawing" xmlns:ns5="http://schemas.openxmlformats.org/drawingml/2006/main" xmlns:ns6="http://schemas.openxmlformats.org/drawingml/2006/picture" xmlns:ns7="http://schemas.microsoft.com/office/word/2010/wordprocessingDrawing" xmlns:ns8="http://schemas.microsoft.com/office/drawing/2010/main" xmlns:w="http://schemas.openxmlformats.org/wordprocessingml/2006/main" ns1:Ignorable="w14 w15 w16se w16cid w16 w16cex w16sdtdh w16sdtfl w16du wp14">
   <w:body>
     <w:p ns2:paraId="0851C0B0" ns2:textId="77777777"/>
     <w:p ns2:paraId="65DB7981" ns2:textId="17F062B3">
@@ -5569,7 +5569,7 @@
           <w:sz w:val="26"/>
           <w:szCs w:val="26"/>
         </w:rPr>
-        <w:t>The Vibook solution comprises three implemented parts: a Spring Boot backend API (Java 21, port 8080, prefix /api/v1), an Expo/React Native mobile application (file-based routing via expo-router), and a Vite/React admin dashboard for users with the ADMIN role. Persistent data is stored in MySQL database vibook_db using Hibernate JPA with sixteen entity types including User, BusinessProfile, BusinessEvent, Booking, Favorite, EventRating, ModerationReport, and reference data for governorates and categories.</w:t>
+        <w:t>The Vibook solution comprises three implemented parts: a Spring Boot backend API (Java 21, port 8080, prefix /api/v1), an Expo/React Native mobile application (file-based routing via expo-router), and a Vite/React admin dashboard for users with the ADMIN role. Persistent data is stored in MySQL database vibook_db using Hibernate JPA with eighteen entity types and nine enumeration types including User, BusinessProfile, BusinessEvent, Booking, Favorite, EventRating, ModerationReport, Payment, and reference data for governorates and categories.</w:t>
       </w:r>
     </w:p>
     <w:p ns2:paraId="76DFCB25" ns2:textId="77777777">
@@ -5642,7 +5642,7 @@
           <w:sz w:val="26"/>
           <w:szCs w:val="26"/>
         </w:rPr>
-        <w:t>The project was decomposed into verifiable engineering tasks aligned with the repository structure. Analysis and modeling tasks covered stakeholder needs, governorate/category taxonomy, and booking state transitions. Backend tasks included security configuration, JWT access and refresh tokens, twenty-three REST controllers, service-layer business rules, and JPA repositories with admin list specifications. Mobile tasks covered authentication hydration, Explore and search flows, event product-detail pages, checkout and payment, favorites, ratings, reports, Arabic/English localization with RTL layout, and the business partner hub under app/business/. Admin-web tasks included protected routing, Axios API client, and pages for businesses, events, bookings, ratings, reports, and dashboard charts.</w:t>
+        <w:t>The project was organized into five sequential work packages spanning March through June 2026, as summarized in Table 1 and illustrated in Figure 1.2.</w:t>
       </w:r>
     </w:p>
     <w:p ns2:paraId="09DE594C" ns2:textId="77777777">
@@ -5667,7 +5667,132 @@
           <w:sz w:val="26"/>
           <w:szCs w:val="26"/>
         </w:rPr>
-        <w:t>Table 1 summarizes the work breakdown schedule used for planning and tracking progress.</w:t>
+        <w:t>Task 1 — Research and Analysis (1 March – 14 March 2026): This initial task involved surveying the regional lifestyle-booking market, reviewing comparable platforms, and analysing the technical requirements of a full-stack mobile booking solution. The research identified the need for a JWT-secured REST API, a file-based expo-router mobile architecture, and a React-based administrative console. Outputs directly informed the technology selection and project scope.</w:t>
+      </w:r>
+    </w:p>
+    <w:p ns2:paraId="09DE594C" ns2:textId="77777777">
+      <w:pPr>
+        <w:pStyle w:val="s70"/>
+        <w:spacing w:before="0" w:beforeAutospacing="0" w:after="0" w:afterAutospacing="0"/>
+        <w:ind w:left="270" w:right="255"/>
+        <w:jc w:val="both"/>
+        <w:rPr>
+          <w:rFonts w:hint="eastAsia" w:ascii="-webkit-standard" w:hAnsi="-webkit-standard"/>
+          <w:color w:val="000000"/>
+          <w:sz w:val="27"/>
+          <w:szCs w:val="27"/>
+        </w:rPr>
+      </w:pPr>
+      <w:r>
+        <w:rPr>
+          <w:rStyle w:val="bumpedfont17"/>
+          <w:i/>
+          <w:iCs/>
+          <w:color w:val="0000FF"/>
+          <w:sz w:val="26"/>
+          <w:szCs w:val="26"/>
+        </w:rPr>
+        <w:t>Task 2 — Requirements Gathering (15 March – 30 March 2026): This phase captured functional and non-functional requirements through structured analysis of the four target user personas. Use-case scenarios were drafted for each role, covering event discovery, booking, partner onboarding, content moderation, and analytics. Data entity requirements were identified and modeled, resulting in eighteen JPA entities and nine enumeration types that collectively form the Vibook domain model.</w:t>
+      </w:r>
+    </w:p>
+    <w:p ns2:paraId="09DE594C" ns2:textId="77777777">
+      <w:pPr>
+        <w:pStyle w:val="s70"/>
+        <w:spacing w:before="0" w:beforeAutospacing="0" w:after="0" w:afterAutospacing="0"/>
+        <w:ind w:left="270" w:right="255"/>
+        <w:jc w:val="both"/>
+        <w:rPr>
+          <w:rFonts w:hint="eastAsia" w:ascii="-webkit-standard" w:hAnsi="-webkit-standard"/>
+          <w:color w:val="000000"/>
+          <w:sz w:val="27"/>
+          <w:szCs w:val="27"/>
+        </w:rPr>
+      </w:pPr>
+      <w:r>
+        <w:rPr>
+          <w:rStyle w:val="bumpedfont17"/>
+          <w:i/>
+          <w:iCs/>
+          <w:color w:val="0000FF"/>
+          <w:sz w:val="26"/>
+          <w:szCs w:val="26"/>
+        </w:rPr>
+        <w:t>Task 3 — Design and Planning (31 March – 18 April 2026): The team produced the system architecture, entity-relationship model, REST API contract, and component designs for all three system components. The layered backend architecture (controller, service, repository) was defined, the JWT authentication flow was designed, and the mobile navigation structure using expo-router file-based routes was planned. Wireframes for principal mobile screens and the admin dashboard were produced.</w:t>
+      </w:r>
+    </w:p>
+    <w:p ns2:paraId="09DE594C" ns2:textId="77777777">
+      <w:pPr>
+        <w:pStyle w:val="s70"/>
+        <w:spacing w:before="0" w:beforeAutospacing="0" w:after="0" w:afterAutospacing="0"/>
+        <w:ind w:left="270" w:right="255"/>
+        <w:jc w:val="both"/>
+        <w:rPr>
+          <w:rFonts w:hint="eastAsia" w:ascii="-webkit-standard" w:hAnsi="-webkit-standard"/>
+          <w:color w:val="000000"/>
+          <w:sz w:val="27"/>
+          <w:szCs w:val="27"/>
+        </w:rPr>
+      </w:pPr>
+      <w:r>
+        <w:rPr>
+          <w:rStyle w:val="bumpedfont17"/>
+          <w:i/>
+          <w:iCs/>
+          <w:color w:val="0000FF"/>
+          <w:sz w:val="26"/>
+          <w:szCs w:val="26"/>
+        </w:rPr>
+        <w:t>Task 4 — Implementation and Coding (19 April – 27 May 2026): Implementation was the most intensive phase. The Spring Boot backend was built first, establishing the schema, security filter chain, JWT generation, and all REST endpoints. The mobile application was developed in parallel, connecting each screen to live API endpoints and removing all runtime mock data. The administrative console was built subsequently, incorporating Recharts analytics visualisations and role-protected routing. Multipart file-upload endpoints for profile images, logos, banners, and event photos were completed in this phase.</w:t>
+      </w:r>
+    </w:p>
+    <w:p ns2:paraId="09DE594C" ns2:textId="77777777">
+      <w:pPr>
+        <w:pStyle w:val="s70"/>
+        <w:spacing w:before="0" w:beforeAutospacing="0" w:after="0" w:afterAutospacing="0"/>
+        <w:ind w:left="270" w:right="255"/>
+        <w:jc w:val="both"/>
+        <w:rPr>
+          <w:rFonts w:hint="eastAsia" w:ascii="-webkit-standard" w:hAnsi="-webkit-standard"/>
+          <w:color w:val="000000"/>
+          <w:sz w:val="27"/>
+          <w:szCs w:val="27"/>
+        </w:rPr>
+      </w:pPr>
+      <w:r>
+        <w:rPr>
+          <w:rStyle w:val="bumpedfont17"/>
+          <w:i/>
+          <w:iCs/>
+          <w:color w:val="0000FF"/>
+          <w:sz w:val="26"/>
+          <w:szCs w:val="26"/>
+        </w:rPr>
+        <w:t>Task 5 — Testing and Quality Assurance (28 May – 6 June 2026): The final task focused on validating the integrated system. Backend unit and integration tests were written for the role-lifecycle service and the business-profile approval logic. End-to-end manual testing was conducted across the complete booking workflow, the partner onboarding cycle, and the admin moderation pipeline. API endpoint coverage was audited and discrepancies between mobile client calls and available backend routes were resolved.</w:t>
+      </w:r>
+    </w:p>
+    <w:p ns2:paraId="09DE594C" ns2:textId="77777777">
+      <w:pPr>
+        <w:pStyle w:val="s70"/>
+        <w:spacing w:before="0" w:beforeAutospacing="0" w:after="0" w:afterAutospacing="0"/>
+        <w:ind w:left="270" w:right="255"/>
+        <w:jc w:val="both"/>
+        <w:rPr>
+          <w:rFonts w:hint="eastAsia" w:ascii="-webkit-standard" w:hAnsi="-webkit-standard"/>
+          <w:color w:val="000000"/>
+          <w:sz w:val="27"/>
+          <w:szCs w:val="27"/>
+        </w:rPr>
+      </w:pPr>
+      <w:r>
+        <w:rPr>
+          <w:rStyle w:val="bumpedfont17"/>
+          <w:i/>
+          <w:iCs/>
+          <w:color w:val="0000FF"/>
+          <w:sz w:val="26"/>
+          <w:szCs w:val="26"/>
+        </w:rPr>
+        <w:t>Table 1 summarizes the work breakdown schedule used for planning and tracking progress. In Table 1, the Progress column shows each task's WBS weight (percent of total project effort); weights sum to 100%.</w:t>
       </w:r>
     </w:p>
     <w:p ns2:paraId="0062D7F9" ns2:textId="77777777">
@@ -5790,7 +5915,7 @@
                 <w:sz w:val="15"/>
                 <w:szCs w:val="15"/>
               </w:rPr>
-              <w:t>Task description</w:t>
+              <w:t>Task Description</w:t>
             </w:r>
           </w:p>
         </w:tc>
@@ -5819,7 +5944,7 @@
                 <w:sz w:val="15"/>
                 <w:szCs w:val="15"/>
               </w:rPr>
-              <w:t>Start date</w:t>
+              <w:t>Start Date</w:t>
             </w:r>
           </w:p>
         </w:tc>
@@ -5848,7 +5973,7 @@
                 <w:sz w:val="15"/>
                 <w:szCs w:val="15"/>
               </w:rPr>
-              <w:t>Finish date</w:t>
+              <w:t>Finish Date</w:t>
             </w:r>
           </w:p>
         </w:tc>
@@ -5878,6 +6003,35 @@
                 <w:szCs w:val="15"/>
               </w:rPr>
               <w:t>Progress</w:t>
+            </w:r>
+          </w:p>
+        </w:tc>
+        <w:tc>
+          <w:tcPr>
+            <w:tcW w:w="0" w:type="auto"/>
+            <w:tcMar/>
+            <w:vAlign w:val="center"/>
+            <w:hideMark/>
+          </w:tcPr>
+          <w:p ns2:paraId="6E97361D" ns2:textId="77777777">
+            <w:pPr>
+              <w:widowControl/>
+              <w:spacing w:line="240" w:lineRule="auto"/>
+              <w:jc w:val="center"/>
+              <w:rPr>
+                <w:rFonts w:ascii="Aptos Narrow" w:hAnsi="Aptos Narrow"/>
+              </w:rPr>
+            </w:pPr>
+            <w:r>
+              <w:rPr>
+                <w:rFonts w:ascii="Agency FB" w:hAnsi="Agency FB"/>
+                <w:b/>
+                <w:bCs/>
+                <w:color w:val="000000"/>
+                <w:sz w:val="15"/>
+                <w:szCs w:val="15"/>
+              </w:rPr>
+              <w:t>Team Members Involved</w:t>
             </w:r>
           </w:p>
         </w:tc>
@@ -5952,7 +6106,7 @@
                 <w:sz w:val="15"/>
                 <w:szCs w:val="15"/>
               </w:rPr>
-              <w:t>Requirements analysis and domain modeling for event booking in Jordan</w:t>
+              <w:t>Research and Analysis</w:t>
             </w:r>
           </w:p>
         </w:tc>
@@ -5986,7 +6140,7 @@
                 <w:sz w:val="15"/>
                 <w:szCs w:val="15"/>
               </w:rPr>
-              <w:t>Sep 2024</w:t>
+              <w:t>1/3/2026</w:t>
             </w:r>
           </w:p>
         </w:tc>
@@ -6018,7 +6172,7 @@
                 <w:sz w:val="15"/>
                 <w:szCs w:val="15"/>
               </w:rPr>
-              <w:t>Oct 2024</w:t>
+              <w:t>14/3/2026</w:t>
             </w:r>
           </w:p>
         </w:tc>
@@ -6054,7 +6208,43 @@
                 <w:sz w:val="15"/>
                 <w:szCs w:val="15"/>
               </w:rPr>
-              <w:t>100%</w:t>
+              <w:t>14.3%</w:t>
+            </w:r>
+          </w:p>
+        </w:tc>
+        <w:tc>
+          <w:tcPr>
+            <w:tcW w:w="0" w:type="auto"/>
+            <w:tcBorders>
+              <w:top w:val="single" w:color="000000" w:themeColor="text1" w:sz="6" w:space="0"/>
+              <w:left w:val="single" w:color="000000" w:themeColor="text1" w:sz="6" w:space="0"/>
+              <w:bottom w:val="single" w:color="000000" w:themeColor="text1" w:sz="6" w:space="0"/>
+              <w:right w:val="single" w:color="000000" w:themeColor="text1" w:sz="6" w:space="0"/>
+            </w:tcBorders>
+            <w:shd w:val="clear" w:color="auto" w:fill="00A933"/>
+            <w:tcMar/>
+            <w:vAlign w:val="center"/>
+            <w:hideMark/>
+          </w:tcPr>
+          <w:p ns2:paraId="79273FB5" ns2:textId="77777777">
+            <w:pPr>
+              <w:widowControl/>
+              <w:spacing w:line="240" w:lineRule="auto"/>
+              <w:jc w:val="center"/>
+              <w:rPr>
+                <w:rFonts w:ascii="Aptos Narrow" w:hAnsi="Aptos Narrow"/>
+              </w:rPr>
+            </w:pPr>
+            <w:r>
+              <w:rPr>
+                <w:rFonts w:ascii="Agency FB" w:hAnsi="Agency FB"/>
+                <w:b/>
+                <w:bCs/>
+                <w:color w:val="000000"/>
+                <w:sz w:val="15"/>
+                <w:szCs w:val="15"/>
+              </w:rPr>
+              <w:t>Israa, Duha</w:t>
             </w:r>
           </w:p>
         </w:tc>
@@ -6129,7 +6319,7 @@
                 <w:sz w:val="15"/>
                 <w:szCs w:val="15"/>
               </w:rPr>
-              <w:t>System architecture and database design (MySQL, REST API)</w:t>
+              <w:t>Requirements Gathering</w:t>
             </w:r>
           </w:p>
         </w:tc>
@@ -6163,7 +6353,7 @@
                 <w:sz w:val="15"/>
                 <w:szCs w:val="15"/>
               </w:rPr>
-              <w:t>Oct 2024</w:t>
+              <w:t>15/3/2026</w:t>
             </w:r>
           </w:p>
         </w:tc>
@@ -6195,7 +6385,7 @@
                 <w:sz w:val="15"/>
                 <w:szCs w:val="15"/>
               </w:rPr>
-              <w:t>Nov 2024</w:t>
+              <w:t>30/3/2026</w:t>
             </w:r>
           </w:p>
         </w:tc>
@@ -6231,7 +6421,43 @@
                 <w:sz w:val="15"/>
                 <w:szCs w:val="15"/>
               </w:rPr>
-              <w:t>100%</w:t>
+              <w:t>16.3%</w:t>
+            </w:r>
+          </w:p>
+        </w:tc>
+        <w:tc>
+          <w:tcPr>
+            <w:tcW w:w="0" w:type="auto"/>
+            <w:tcBorders>
+              <w:top w:val="single" w:color="000000" w:themeColor="text1" w:sz="6" w:space="0"/>
+              <w:left w:val="single" w:color="000000" w:themeColor="text1" w:sz="6" w:space="0"/>
+              <w:bottom w:val="single" w:color="000000" w:themeColor="text1" w:sz="6" w:space="0"/>
+              <w:right w:val="single" w:color="000000" w:themeColor="text1" w:sz="6" w:space="0"/>
+            </w:tcBorders>
+            <w:shd w:val="clear" w:color="auto" w:fill="FFD8CE"/>
+            <w:tcMar/>
+            <w:vAlign w:val="center"/>
+            <w:hideMark/>
+          </w:tcPr>
+          <w:p ns2:paraId="5842720A" ns2:textId="77777777">
+            <w:pPr>
+              <w:widowControl/>
+              <w:spacing w:line="240" w:lineRule="auto"/>
+              <w:jc w:val="center"/>
+              <w:rPr>
+                <w:rFonts w:ascii="Aptos Narrow" w:hAnsi="Aptos Narrow"/>
+              </w:rPr>
+            </w:pPr>
+            <w:r>
+              <w:rPr>
+                <w:rFonts w:ascii="Agency FB" w:hAnsi="Agency FB"/>
+                <w:b/>
+                <w:bCs/>
+                <w:color w:val="000000"/>
+                <w:sz w:val="15"/>
+                <w:szCs w:val="15"/>
+              </w:rPr>
+              <w:t>Israa, Duha</w:t>
             </w:r>
           </w:p>
         </w:tc>
@@ -6306,7 +6532,7 @@
                 <w:sz w:val="15"/>
                 <w:szCs w:val="15"/>
               </w:rPr>
-              <w:t>Backend implementation (Spring Boot, JWT, JPA entities)</w:t>
+              <w:t>Design and Planning</w:t>
             </w:r>
           </w:p>
         </w:tc>
@@ -6340,7 +6566,7 @@
                 <w:sz w:val="15"/>
                 <w:szCs w:val="15"/>
               </w:rPr>
-              <w:t>Nov 2024</w:t>
+              <w:t>31/3/2026</w:t>
             </w:r>
           </w:p>
         </w:tc>
@@ -6372,7 +6598,7 @@
                 <w:sz w:val="15"/>
                 <w:szCs w:val="15"/>
               </w:rPr>
-              <w:t>Feb 2025</w:t>
+              <w:t>18/4/2026</w:t>
             </w:r>
           </w:p>
         </w:tc>
@@ -6408,7 +6634,43 @@
                 <w:sz w:val="15"/>
                 <w:szCs w:val="15"/>
               </w:rPr>
-              <w:t>100%</w:t>
+              <w:t>19.4%</w:t>
+            </w:r>
+          </w:p>
+        </w:tc>
+        <w:tc>
+          <w:tcPr>
+            <w:tcW w:w="0" w:type="auto"/>
+            <w:tcBorders>
+              <w:top w:val="single" w:color="000000" w:themeColor="text1" w:sz="6" w:space="0"/>
+              <w:left w:val="single" w:color="000000" w:themeColor="text1" w:sz="6" w:space="0"/>
+              <w:bottom w:val="single" w:color="000000" w:themeColor="text1" w:sz="6" w:space="0"/>
+              <w:right w:val="single" w:color="000000" w:themeColor="text1" w:sz="6" w:space="0"/>
+            </w:tcBorders>
+            <w:shd w:val="clear" w:color="auto" w:fill="FF6D6D"/>
+            <w:tcMar/>
+            <w:vAlign w:val="center"/>
+            <w:hideMark/>
+          </w:tcPr>
+          <w:p ns2:paraId="232231AF" ns2:textId="77777777">
+            <w:pPr>
+              <w:widowControl/>
+              <w:spacing w:line="240" w:lineRule="auto"/>
+              <w:jc w:val="center"/>
+              <w:rPr>
+                <w:rFonts w:ascii="Aptos Narrow" w:hAnsi="Aptos Narrow"/>
+              </w:rPr>
+            </w:pPr>
+            <w:r>
+              <w:rPr>
+                <w:rFonts w:ascii="Agency FB" w:hAnsi="Agency FB"/>
+                <w:b/>
+                <w:bCs/>
+                <w:color w:val="000000"/>
+                <w:sz w:val="15"/>
+                <w:szCs w:val="15"/>
+              </w:rPr>
+              <w:t>Israa, Duha</w:t>
             </w:r>
           </w:p>
         </w:tc>
@@ -6485,7 +6747,7 @@
                 <w:sz w:val="15"/>
                 <w:szCs w:val="15"/>
               </w:rPr>
-              <w:t>Mobile app implementation (Expo, consumer and partner flows)</w:t>
+              <w:t>Implementation and Coding</w:t>
             </w:r>
           </w:p>
         </w:tc>
@@ -6519,7 +6781,7 @@
                 <w:sz w:val="15"/>
                 <w:szCs w:val="15"/>
               </w:rPr>
-              <w:t>Jan 2025</w:t>
+              <w:t>19/4/2026</w:t>
             </w:r>
           </w:p>
         </w:tc>
@@ -6551,7 +6813,7 @@
                 <w:sz w:val="15"/>
                 <w:szCs w:val="15"/>
               </w:rPr>
-              <w:t>Apr 2025</w:t>
+              <w:t>27/5/2026</w:t>
             </w:r>
           </w:p>
         </w:tc>
@@ -6587,7 +6849,43 @@
                 <w:sz w:val="15"/>
                 <w:szCs w:val="15"/>
               </w:rPr>
-              <w:t>100%</w:t>
+              <w:t>39.8%</w:t>
+            </w:r>
+          </w:p>
+        </w:tc>
+        <w:tc>
+          <w:tcPr>
+            <w:tcW w:w="0" w:type="auto"/>
+            <w:tcBorders>
+              <w:top w:val="single" w:color="000000" w:themeColor="text1" w:sz="6" w:space="0"/>
+              <w:left w:val="single" w:color="000000" w:themeColor="text1" w:sz="6" w:space="0"/>
+              <w:bottom w:val="single" w:color="000000" w:themeColor="text1" w:sz="6" w:space="0"/>
+              <w:right w:val="single" w:color="000000" w:themeColor="text1" w:sz="6" w:space="0"/>
+            </w:tcBorders>
+            <w:shd w:val="clear" w:color="auto" w:fill="E6E905"/>
+            <w:tcMar/>
+            <w:vAlign w:val="center"/>
+            <w:hideMark/>
+          </w:tcPr>
+          <w:p ns2:paraId="2D07A8C3" ns2:textId="77777777">
+            <w:pPr>
+              <w:widowControl/>
+              <w:spacing w:line="240" w:lineRule="auto"/>
+              <w:jc w:val="center"/>
+              <w:rPr>
+                <w:rFonts w:ascii="Aptos Narrow" w:hAnsi="Aptos Narrow"/>
+              </w:rPr>
+            </w:pPr>
+            <w:r>
+              <w:rPr>
+                <w:rFonts w:ascii="Agency FB" w:hAnsi="Agency FB"/>
+                <w:b/>
+                <w:bCs/>
+                <w:color w:val="000000"/>
+                <w:sz w:val="15"/>
+                <w:szCs w:val="15"/>
+              </w:rPr>
+              <w:t>Aya</w:t>
             </w:r>
           </w:p>
         </w:tc>
@@ -6664,7 +6962,7 @@
                 <w:sz w:val="15"/>
                 <w:szCs w:val="15"/>
               </w:rPr>
-              <w:t>Admin web console and integration testing</w:t>
+              <w:t>Testing and Quality Assurance</w:t>
             </w:r>
           </w:p>
         </w:tc>
@@ -6698,7 +6996,7 @@
                 <w:sz w:val="15"/>
                 <w:szCs w:val="15"/>
               </w:rPr>
-              <w:t>Mar 2025</w:t>
+              <w:t>28/5/2026</w:t>
             </w:r>
           </w:p>
         </w:tc>
@@ -6730,7 +7028,7 @@
                 <w:sz w:val="15"/>
                 <w:szCs w:val="15"/>
               </w:rPr>
-              <w:t>May 2025</w:t>
+              <w:t>6/6/2026</w:t>
             </w:r>
           </w:p>
         </w:tc>
@@ -6766,7 +7064,43 @@
                 <w:sz w:val="15"/>
                 <w:szCs w:val="15"/>
               </w:rPr>
-              <w:t>100%</w:t>
+              <w:t>10.2%</w:t>
+            </w:r>
+          </w:p>
+        </w:tc>
+        <w:tc>
+          <w:tcPr>
+            <w:tcW w:w="0" w:type="auto"/>
+            <w:tcBorders>
+              <w:top w:val="single" w:color="000000" w:themeColor="text1" w:sz="6" w:space="0"/>
+              <w:left w:val="single" w:color="000000" w:themeColor="text1" w:sz="6" w:space="0"/>
+              <w:bottom w:val="single" w:color="000000" w:themeColor="text1" w:sz="6" w:space="0"/>
+              <w:right w:val="single" w:color="000000" w:themeColor="text1" w:sz="6" w:space="0"/>
+            </w:tcBorders>
+            <w:shd w:val="clear" w:color="auto" w:fill="FF8000"/>
+            <w:tcMar/>
+            <w:vAlign w:val="center"/>
+            <w:hideMark/>
+          </w:tcPr>
+          <w:p ns2:paraId="3A1F2557" ns2:textId="77777777">
+            <w:pPr>
+              <w:widowControl/>
+              <w:spacing w:line="240" w:lineRule="auto"/>
+              <w:jc w:val="center"/>
+              <w:rPr>
+                <w:rFonts w:ascii="Aptos Narrow" w:hAnsi="Aptos Narrow"/>
+              </w:rPr>
+            </w:pPr>
+            <w:r>
+              <w:rPr>
+                <w:rFonts w:ascii="Agency FB" w:hAnsi="Agency FB"/>
+                <w:b/>
+                <w:bCs/>
+                <w:color w:val="000000"/>
+                <w:sz w:val="15"/>
+                <w:szCs w:val="15"/>
+              </w:rPr>
+              <w:t>Aya</w:t>
             </w:r>
           </w:p>
         </w:tc>
@@ -6804,7 +7138,7 @@
           <w:sz w:val="26"/>
           <w:szCs w:val="26"/>
         </w:rPr>
-        <w:t>Table 1 lists the work breakdown structure, schedule, and completion status for major Vibook delivery tasks from requirements through documentation.</w:t>
+        <w:t>Table 1 lists the work breakdown structure, schedule, WBS weights, and team assignments for major Vibook delivery tasks from requirements through documentation.</w:t>
       </w:r>
     </w:p>
     <w:p ns2:paraId="6C600B25" ns2:textId="77777777">
@@ -6852,7 +7186,7 @@
       </w:pPr>
       <w:r>
         <w:t>[PLACEHOLDER: Figure 1.2 - Project Gantt Chart]
-Description: Gantt chart derived from Table 1 timeline showing analysis, backend, mobile, admin, and documentation phases with dependencies (API before client feature completion).</w:t>
+Description: Horizontal bar Gantt chart (see docs/vibook-project-gantt-chart.png) spanning March – June 2026 with one row per Table 1 task and bars proportional to start and finish dates.</w:t>
       </w:r>
     </w:p>
     <w:p ns2:paraId="09DE594C" ns2:textId="77777777">
@@ -6916,7 +7250,7 @@
           <w:sz w:val="26"/>
           <w:szCs w:val="26"/>
         </w:rPr>
-        <w:t>Development phases were ordered to reduce integration risk:</w:t>
+        <w:t>Development phases followed the five-task schedule in Table 1:</w:t>
       </w:r>
     </w:p>
     <w:p ns2:paraId="09DE594C" ns2:textId="77777777">
@@ -6941,7 +7275,7 @@
           <w:sz w:val="26"/>
           <w:szCs w:val="26"/>
         </w:rPr>
-        <w:t>Phase 1 — Foundation: MySQL schema via JPA entities, auth register/login/refresh/logout, governorate and category seed data, and public catalog reads.</w:t>
+        <w:t>Phase 1 — Research and Analysis (1–14 March 2026): market and technical survey; selection of Spring Boot, Expo/expo-router, and React admin stack.</w:t>
       </w:r>
     </w:p>
     <w:p ns2:paraId="09DE594C" ns2:textId="77777777">
@@ -6966,7 +7300,7 @@
           <w:sz w:val="26"/>
           <w:szCs w:val="26"/>
         </w:rPr>
-        <w:t>Phase 2 — Consumer experience: mobile Explore, search, filters, event PDP, favorites, bookings API integration, ratings, and user reports.</w:t>
+        <w:t>Phase 2 — Requirements Gathering (15–30 March 2026): persona-based use cases; eighteen JPA entities and nine enums modeled for the domain.</w:t>
       </w:r>
     </w:p>
     <w:p ns2:paraId="09DE594C" ns2:textId="77777777">
@@ -6991,7 +7325,7 @@
           <w:sz w:val="26"/>
           <w:szCs w:val="26"/>
         </w:rPr>
-        <w:t>Phase 3 — Business partner: business profile application and submit, admin approval, ROLE_BUSINESS lifecycle, partner event CRUD, time slots, photo uploads, and booking status updates.</w:t>
+        <w:t>Phase 3 — Design and Planning (31 March – 18 April 2026): architecture, ER model, REST contract, JWT flow, mobile route map, and admin wireframes.</w:t>
       </w:r>
     </w:p>
     <w:p ns2:paraId="09DE594C" ns2:textId="77777777">
@@ -7016,7 +7350,7 @@
           <w:sz w:val="26"/>
           <w:szCs w:val="26"/>
         </w:rPr>
-        <w:t>Phase 4 — Administration: admin-web authentication, moderation queues, user management patches, and GET /admin/analytics/summary dashboard metrics.</w:t>
+        <w:t>Phase 4 — Implementation and Coding (19 April – 27 May 2026): backend, mobile, and admin-web built against live APIs; mock catalog removed; multipart uploads completed.</w:t>
       </w:r>
     </w:p>
     <w:p ns2:paraId="09DE594C" ns2:textId="77777777">
@@ -7041,7 +7375,7 @@
           <w:sz w:val="26"/>
           <w:szCs w:val="26"/>
         </w:rPr>
-        <w:t>Phase 5 — Stabilization: removal of runtime mock catalog in favor of API-only data, PayPal Sandbox checkout wiring, production data cleanup, and graduation documentation.</w:t>
+        <w:t>Phase 5 — Testing and Quality Assurance (28 May – 6 June 2026): unit/integration tests, manual E2E validation of booking, partner onboarding, and moderation; API audit and client alignment.</w:t>
       </w:r>
     </w:p>
     <w:p ns2:paraId="6C600B25" ns2:textId="77777777">
@@ -7560,13 +7894,45 @@
         <w:pStyle w:val="Normal"/>
       </w:pPr>
     </w:p>
-    <w:p ns2:paraId="76DFCB25" ns2:textId="77777777">
-      <w:pPr>
-        <w:pStyle w:val="InfoBlue"/>
-      </w:pPr>
-      <w:r>
-        <w:t>[PLACEHOLDER: Figure 1.3 - Vibook Use Case Diagram]
-Description: Show actors Guest, Consumer (USER), Business Partner, and Admin interacting with use cases Discover Events, Book Event, Manage Business Profile, Publish Event, Moderate Content, and View Analytics based on implemented mobile and admin flows.</w:t>
+    <w:p ns2:paraId="0851C0B0" ns2:textId="77777777">
+      <w:pPr>
+        <w:pStyle w:val="Normal"/>
+      </w:pPr>
+      <w:r>
+        <w:drawing>
+          <ns4:inline distT="0" distB="0" distL="0" distR="0">
+            <ns4:extent cx="5852160" cy="4407137"/>
+            <ns4:docPr id="9001" name="Figure 1.3 Consumer Use Case Diagram"/>
+            <ns4:cNvGraphicFramePr>
+              <ns5:graphicFrameLocks noChangeAspect="1"/>
+            </ns4:cNvGraphicFramePr>
+            <ns5:graphic>
+              <ns5:graphicData uri="http://schemas.openxmlformats.org/drawingml/2006/picture">
+                <ns6:pic>
+                  <ns6:nvPicPr>
+                    <ns6:cNvPr id="0" name=""/>
+                    <ns6:cNvPicPr/>
+                  </ns6:nvPicPr>
+                  <ns6:blipFill>
+                    <ns5:blip ns3:embed="rIdVibookUseCase13"/>
+                    <ns5:stretch>
+                      <ns5:fillRect/>
+                    </ns5:stretch>
+                  </ns6:blipFill>
+                  <ns6:spPr>
+                    <ns5:xfrm>
+                      <ns5:off x="0" y="0"/>
+                      <ns5:ext cx="5852160" cy="4407137"/>
+                    </ns5:xfrm>
+                    <ns5:prstGeom prst="rect">
+                      <ns5:avLst/>
+                    </ns5:prstGeom>
+                  </ns6:spPr>
+                </ns6:pic>
+              </ns5:graphicData>
+            </ns5:graphic>
+          </ns4:inline>
+        </w:drawing>
       </w:r>
     </w:p>
     <w:p ns2:paraId="0851C0B0" ns2:textId="77777777">
@@ -7581,16 +7947,124 @@
         <w:jc w:val="center"/>
       </w:pPr>
       <w:r>
-        <w:t>Figure 1.3 Vibook Use Case Diagram</w:t>
-      </w:r>
-    </w:p>
-    <w:p ns2:paraId="76DFCB25" ns2:textId="77777777">
-      <w:pPr>
-        <w:pStyle w:val="InfoBlue"/>
-      </w:pPr>
-      <w:r>
-        <w:t>Figure 1.3 illustrates primary interactions between Vibook actors and the implemented booking, partner onboarding, and administration capabilities. Replace the placeholder with the project-specific diagram before submission.</w:t>
-      </w:r>
+        <w:t>Figure 1.3 Consumer Use Case Diagram</w:t>
+      </w:r>
+    </w:p>
+    <w:p ns2:paraId="09DE594C" ns2:textId="77777777">
+      <w:pPr>
+        <w:pStyle w:val="s70"/>
+        <w:spacing w:before="0" w:beforeAutospacing="0" w:after="0" w:afterAutospacing="0"/>
+        <w:ind w:left="270" w:right="255"/>
+        <w:jc w:val="both"/>
+        <w:rPr>
+          <w:rFonts w:hint="eastAsia" w:ascii="-webkit-standard" w:hAnsi="-webkit-standard"/>
+          <w:color w:val="000000"/>
+          <w:sz w:val="27"/>
+          <w:szCs w:val="27"/>
+        </w:rPr>
+      </w:pPr>
+      <w:r>
+        <w:rPr>
+          <w:rStyle w:val="bumpedfont17"/>
+          <w:i/>
+          <w:iCs/>
+          <w:color w:val="0000FF"/>
+          <w:sz w:val="26"/>
+          <w:szCs w:val="26"/>
+        </w:rPr>
+        <w:t>Figure 1.3 shows Guest and Consumer interactions with the Vibook Platform. Guest actors browse events and open event details without signing in. Consumer actors register or log in, book and cancel reservations, manage favourites, submit ratings, and file reports.</w:t>
+      </w:r>
+    </w:p>
+    <w:p ns2:paraId="0851C0B0" ns2:textId="77777777">
+      <w:pPr>
+        <w:pStyle w:val="Normal"/>
+      </w:pPr>
+    </w:p>
+    <w:p ns2:paraId="0851C0B0" ns2:textId="77777777">
+      <w:pPr>
+        <w:pStyle w:val="Normal"/>
+      </w:pPr>
+      <w:r>
+        <w:drawing>
+          <ns4:inline distT="0" distB="0" distL="0" distR="0">
+            <ns4:extent cx="5852160" cy="4407137"/>
+            <ns4:docPr id="9002" name="Figure 1.4 Administration and Business Use Case Diagram"/>
+            <ns4:cNvGraphicFramePr>
+              <ns5:graphicFrameLocks noChangeAspect="1"/>
+            </ns4:cNvGraphicFramePr>
+            <ns5:graphic>
+              <ns5:graphicData uri="http://schemas.openxmlformats.org/drawingml/2006/picture">
+                <ns6:pic>
+                  <ns6:nvPicPr>
+                    <ns6:cNvPr id="0" name=""/>
+                    <ns6:cNvPicPr/>
+                  </ns6:nvPicPr>
+                  <ns6:blipFill>
+                    <ns5:blip ns3:embed="rIdVibookUseCase14"/>
+                    <ns5:stretch>
+                      <ns5:fillRect/>
+                    </ns5:stretch>
+                  </ns6:blipFill>
+                  <ns6:spPr>
+                    <ns5:xfrm>
+                      <ns5:off x="0" y="0"/>
+                      <ns5:ext cx="5852160" cy="4407137"/>
+                    </ns5:xfrm>
+                    <ns5:prstGeom prst="rect">
+                      <ns5:avLst/>
+                    </ns5:prstGeom>
+                  </ns6:spPr>
+                </ns6:pic>
+              </ns5:graphicData>
+            </ns5:graphic>
+          </ns4:inline>
+        </w:drawing>
+      </w:r>
+    </w:p>
+    <w:p ns2:paraId="0851C0B0" ns2:textId="77777777">
+      <w:pPr>
+        <w:pStyle w:val="Normal"/>
+      </w:pPr>
+    </w:p>
+    <w:p ns2:paraId="737D3F05" ns2:textId="3FD41C0B">
+      <w:pPr>
+        <w:pStyle w:val="Caption"/>
+        <w:keepNext/>
+        <w:jc w:val="center"/>
+      </w:pPr>
+      <w:r>
+        <w:t>Figure 1.4 Administration and Business Use Case Diagram</w:t>
+      </w:r>
+    </w:p>
+    <w:p ns2:paraId="09DE594C" ns2:textId="77777777">
+      <w:pPr>
+        <w:pStyle w:val="s70"/>
+        <w:spacing w:before="0" w:beforeAutospacing="0" w:after="0" w:afterAutospacing="0"/>
+        <w:ind w:left="270" w:right="255"/>
+        <w:jc w:val="both"/>
+        <w:rPr>
+          <w:rFonts w:hint="eastAsia" w:ascii="-webkit-standard" w:hAnsi="-webkit-standard"/>
+          <w:color w:val="000000"/>
+          <w:sz w:val="27"/>
+          <w:szCs w:val="27"/>
+        </w:rPr>
+      </w:pPr>
+      <w:r>
+        <w:rPr>
+          <w:rStyle w:val="bumpedfont17"/>
+          <w:i/>
+          <w:iCs/>
+          <w:color w:val="0000FF"/>
+          <w:sz w:val="26"/>
+          <w:szCs w:val="26"/>
+        </w:rPr>
+        <w:t>Figure 1.4 shows Business Partner and Administrator interactions with the Vibook Platform. Business partners apply for profiles and manage events, photos, and booking status. Administrators approve profiles, moderate content, resolve reports, maintain reference data, and view analytics.</w:t>
+      </w:r>
+    </w:p>
+    <w:p ns2:paraId="0851C0B0" ns2:textId="77777777">
+      <w:pPr>
+        <w:pStyle w:val="Normal"/>
+      </w:pPr>
     </w:p>
     <w:p ns2:paraId="407BC247" ns2:textId="404C2B09">
       <w:pPr>
@@ -8465,51 +8939,51 @@
           <w:noProof/>
         </w:rPr>
         <w:drawing>
-          <ns4:inline distT="0" distB="0" distL="0" distR="0" ns5:anchorId="360167F0" ns5:editId="214CCFBE">
+          <ns4:inline distT="0" distB="0" distL="0" distR="0" ns7:anchorId="360167F0" ns7:editId="214CCFBE">
             <ns4:extent cx="2209800" cy="2758440"/>
             <ns4:effectExtent l="0" t="0" r="0" b="0"/>
             <ns4:docPr id="657" name="Picture 1" descr="PlantUML diagram"/>
             <ns4:cNvGraphicFramePr>
-              <ns6:graphicFrameLocks noChangeAspect="1"/>
+              <ns5:graphicFrameLocks noChangeAspect="1"/>
             </ns4:cNvGraphicFramePr>
-            <ns6:graphic>
-              <ns6:graphicData uri="http://schemas.openxmlformats.org/drawingml/2006/picture">
-                <ns7:pic>
-                  <ns7:nvPicPr>
-                    <ns7:cNvPr id="0" name="Picture 657" descr="PlantUML diagram"/>
-                    <ns7:cNvPicPr>
-                      <ns6:picLocks noChangeAspect="1" noChangeArrowheads="1"/>
-                    </ns7:cNvPicPr>
-                  </ns7:nvPicPr>
-                  <ns7:blipFill>
-                    <ns6:blip ns3:embed="rId13">
-                      <ns6:extLst>
-                        <ns6:ext uri="{28A0092B-C50C-407E-A947-70E740481C1C}">
+            <ns5:graphic>
+              <ns5:graphicData uri="http://schemas.openxmlformats.org/drawingml/2006/picture">
+                <ns6:pic>
+                  <ns6:nvPicPr>
+                    <ns6:cNvPr id="0" name="Picture 657" descr="PlantUML diagram"/>
+                    <ns6:cNvPicPr>
+                      <ns5:picLocks noChangeAspect="1" noChangeArrowheads="1"/>
+                    </ns6:cNvPicPr>
+                  </ns6:nvPicPr>
+                  <ns6:blipFill>
+                    <ns5:blip ns3:embed="rId13">
+                      <ns5:extLst>
+                        <ns5:ext uri="{28A0092B-C50C-407E-A947-70E740481C1C}">
                           <ns8:useLocalDpi val="0"/>
-                        </ns6:ext>
-                      </ns6:extLst>
-                    </ns6:blip>
-                    <ns6:srcRect/>
-                    <ns6:stretch>
-                      <ns6:fillRect/>
-                    </ns6:stretch>
-                  </ns7:blipFill>
-                  <ns7:spPr bwMode="auto">
-                    <ns6:xfrm>
-                      <ns6:off x="0" y="0"/>
-                      <ns6:ext cx="2209800" cy="2758440"/>
-                    </ns6:xfrm>
-                    <ns6:prstGeom prst="rect">
-                      <ns6:avLst/>
-                    </ns6:prstGeom>
-                    <ns6:noFill/>
-                    <ns6:ln>
-                      <ns6:noFill/>
-                    </ns6:ln>
-                  </ns7:spPr>
-                </ns7:pic>
-              </ns6:graphicData>
-            </ns6:graphic>
+                        </ns5:ext>
+                      </ns5:extLst>
+                    </ns5:blip>
+                    <ns5:srcRect/>
+                    <ns5:stretch>
+                      <ns5:fillRect/>
+                    </ns5:stretch>
+                  </ns6:blipFill>
+                  <ns6:spPr bwMode="auto">
+                    <ns5:xfrm>
+                      <ns5:off x="0" y="0"/>
+                      <ns5:ext cx="2209800" cy="2758440"/>
+                    </ns5:xfrm>
+                    <ns5:prstGeom prst="rect">
+                      <ns5:avLst/>
+                    </ns5:prstGeom>
+                    <ns5:noFill/>
+                    <ns5:ln>
+                      <ns5:noFill/>
+                    </ns5:ln>
+                  </ns6:spPr>
+                </ns6:pic>
+              </ns5:graphicData>
+            </ns5:graphic>
           </ns4:inline>
         </w:drawing>
       </w:r>
@@ -8623,51 +9097,51 @@
           <w:noProof/>
         </w:rPr>
         <w:drawing>
-          <ns4:inline distT="0" distB="0" distL="0" distR="0" ns5:anchorId="446193E6" ns5:editId="07AE754E">
+          <ns4:inline distT="0" distB="0" distL="0" distR="0" ns7:anchorId="446193E6" ns7:editId="07AE754E">
             <ns4:extent cx="5715000" cy="3311769"/>
             <ns4:effectExtent l="0" t="0" r="0" b="0"/>
             <ns4:docPr id="564080563" name="Picture 3" descr="PlantUML diagram"/>
             <ns4:cNvGraphicFramePr>
-              <ns6:graphicFrameLocks noChangeAspect="1"/>
+              <ns5:graphicFrameLocks noChangeAspect="1"/>
             </ns4:cNvGraphicFramePr>
-            <ns6:graphic>
-              <ns6:graphicData uri="http://schemas.openxmlformats.org/drawingml/2006/picture">
-                <ns7:pic>
-                  <ns7:nvPicPr>
-                    <ns7:cNvPr id="0" name="Picture 667" descr="PlantUML diagram"/>
-                    <ns7:cNvPicPr>
-                      <ns6:picLocks noChangeAspect="1" noChangeArrowheads="1"/>
-                    </ns7:cNvPicPr>
-                  </ns7:nvPicPr>
-                  <ns7:blipFill>
-                    <ns6:blip ns3:embed="rId14">
-                      <ns6:extLst>
-                        <ns6:ext uri="{28A0092B-C50C-407E-A947-70E740481C1C}">
+            <ns5:graphic>
+              <ns5:graphicData uri="http://schemas.openxmlformats.org/drawingml/2006/picture">
+                <ns6:pic>
+                  <ns6:nvPicPr>
+                    <ns6:cNvPr id="0" name="Picture 667" descr="PlantUML diagram"/>
+                    <ns6:cNvPicPr>
+                      <ns5:picLocks noChangeAspect="1" noChangeArrowheads="1"/>
+                    </ns6:cNvPicPr>
+                  </ns6:nvPicPr>
+                  <ns6:blipFill>
+                    <ns5:blip ns3:embed="rId14">
+                      <ns5:extLst>
+                        <ns5:ext uri="{28A0092B-C50C-407E-A947-70E740481C1C}">
                           <ns8:useLocalDpi val="0"/>
-                        </ns6:ext>
-                      </ns6:extLst>
-                    </ns6:blip>
-                    <ns6:srcRect/>
-                    <ns6:stretch>
-                      <ns6:fillRect/>
-                    </ns6:stretch>
-                  </ns7:blipFill>
-                  <ns7:spPr bwMode="auto">
-                    <ns6:xfrm>
-                      <ns6:off x="0" y="0"/>
-                      <ns6:ext cx="5723363" cy="3316615"/>
-                    </ns6:xfrm>
-                    <ns6:prstGeom prst="rect">
-                      <ns6:avLst/>
-                    </ns6:prstGeom>
-                    <ns6:noFill/>
-                    <ns6:ln>
-                      <ns6:noFill/>
-                    </ns6:ln>
-                  </ns7:spPr>
-                </ns7:pic>
-              </ns6:graphicData>
-            </ns6:graphic>
+                        </ns5:ext>
+                      </ns5:extLst>
+                    </ns5:blip>
+                    <ns5:srcRect/>
+                    <ns5:stretch>
+                      <ns5:fillRect/>
+                    </ns5:stretch>
+                  </ns6:blipFill>
+                  <ns6:spPr bwMode="auto">
+                    <ns5:xfrm>
+                      <ns5:off x="0" y="0"/>
+                      <ns5:ext cx="5723363" cy="3316615"/>
+                    </ns5:xfrm>
+                    <ns5:prstGeom prst="rect">
+                      <ns5:avLst/>
+                    </ns5:prstGeom>
+                    <ns5:noFill/>
+                    <ns5:ln>
+                      <ns5:noFill/>
+                    </ns5:ln>
+                  </ns6:spPr>
+                </ns6:pic>
+              </ns5:graphicData>
+            </ns5:graphic>
           </ns4:inline>
         </w:drawing>
       </w:r>
@@ -8846,51 +9320,51 @@
           <w:noProof/>
         </w:rPr>
         <w:drawing>
-          <ns4:inline distT="0" distB="0" distL="0" distR="0" ns5:anchorId="1346A2A7" ns5:editId="3170DDBC">
+          <ns4:inline distT="0" distB="0" distL="0" distR="0" ns7:anchorId="1346A2A7" ns7:editId="3170DDBC">
             <ns4:extent cx="2636520" cy="4023360"/>
             <ns4:effectExtent l="0" t="0" r="0" b="0"/>
             <ns4:docPr id="73204924" name="Picture 4" descr="PlantUML diagram"/>
             <ns4:cNvGraphicFramePr>
-              <ns6:graphicFrameLocks noChangeAspect="1"/>
+              <ns5:graphicFrameLocks noChangeAspect="1"/>
             </ns4:cNvGraphicFramePr>
-            <ns6:graphic>
-              <ns6:graphicData uri="http://schemas.openxmlformats.org/drawingml/2006/picture">
-                <ns7:pic>
-                  <ns7:nvPicPr>
-                    <ns7:cNvPr id="0" name="Picture 669" descr="PlantUML diagram"/>
-                    <ns7:cNvPicPr>
-                      <ns6:picLocks noChangeAspect="1" noChangeArrowheads="1"/>
-                    </ns7:cNvPicPr>
-                  </ns7:nvPicPr>
-                  <ns7:blipFill>
-                    <ns6:blip ns3:embed="rId15">
-                      <ns6:extLst>
-                        <ns6:ext uri="{28A0092B-C50C-407E-A947-70E740481C1C}">
+            <ns5:graphic>
+              <ns5:graphicData uri="http://schemas.openxmlformats.org/drawingml/2006/picture">
+                <ns6:pic>
+                  <ns6:nvPicPr>
+                    <ns6:cNvPr id="0" name="Picture 669" descr="PlantUML diagram"/>
+                    <ns6:cNvPicPr>
+                      <ns5:picLocks noChangeAspect="1" noChangeArrowheads="1"/>
+                    </ns6:cNvPicPr>
+                  </ns6:nvPicPr>
+                  <ns6:blipFill>
+                    <ns5:blip ns3:embed="rId15">
+                      <ns5:extLst>
+                        <ns5:ext uri="{28A0092B-C50C-407E-A947-70E740481C1C}">
                           <ns8:useLocalDpi val="0"/>
-                        </ns6:ext>
-                      </ns6:extLst>
-                    </ns6:blip>
-                    <ns6:srcRect/>
-                    <ns6:stretch>
-                      <ns6:fillRect/>
-                    </ns6:stretch>
-                  </ns7:blipFill>
-                  <ns7:spPr bwMode="auto">
-                    <ns6:xfrm>
-                      <ns6:off x="0" y="0"/>
-                      <ns6:ext cx="2636520" cy="4023360"/>
-                    </ns6:xfrm>
-                    <ns6:prstGeom prst="rect">
-                      <ns6:avLst/>
-                    </ns6:prstGeom>
-                    <ns6:noFill/>
-                    <ns6:ln>
-                      <ns6:noFill/>
-                    </ns6:ln>
-                  </ns7:spPr>
-                </ns7:pic>
-              </ns6:graphicData>
-            </ns6:graphic>
+                        </ns5:ext>
+                      </ns5:extLst>
+                    </ns5:blip>
+                    <ns5:srcRect/>
+                    <ns5:stretch>
+                      <ns5:fillRect/>
+                    </ns5:stretch>
+                  </ns6:blipFill>
+                  <ns6:spPr bwMode="auto">
+                    <ns5:xfrm>
+                      <ns5:off x="0" y="0"/>
+                      <ns5:ext cx="2636520" cy="4023360"/>
+                    </ns5:xfrm>
+                    <ns5:prstGeom prst="rect">
+                      <ns5:avLst/>
+                    </ns5:prstGeom>
+                    <ns5:noFill/>
+                    <ns5:ln>
+                      <ns5:noFill/>
+                    </ns5:ln>
+                  </ns6:spPr>
+                </ns6:pic>
+              </ns5:graphicData>
+            </ns5:graphic>
           </ns4:inline>
         </w:drawing>
       </w:r>
@@ -8955,51 +9429,51 @@
           <w:noProof/>
         </w:rPr>
         <w:drawing>
-          <ns4:inline distT="0" distB="0" distL="0" distR="0" ns5:anchorId="7E733977" ns5:editId="459CFEEC">
+          <ns4:inline distT="0" distB="0" distL="0" distR="0" ns7:anchorId="7E733977" ns7:editId="459CFEEC">
             <ns4:extent cx="5943600" cy="3354070"/>
             <ns4:effectExtent l="0" t="0" r="0" b="0"/>
             <ns4:docPr id="1632390309" name="Picture 5" descr="PlantUML diagram"/>
             <ns4:cNvGraphicFramePr>
-              <ns6:graphicFrameLocks noChangeAspect="1"/>
+              <ns5:graphicFrameLocks noChangeAspect="1"/>
             </ns4:cNvGraphicFramePr>
-            <ns6:graphic>
-              <ns6:graphicData uri="http://schemas.openxmlformats.org/drawingml/2006/picture">
-                <ns7:pic>
-                  <ns7:nvPicPr>
-                    <ns7:cNvPr id="0" name="Picture 671" descr="PlantUML diagram"/>
-                    <ns7:cNvPicPr>
-                      <ns6:picLocks noChangeAspect="1" noChangeArrowheads="1"/>
-                    </ns7:cNvPicPr>
-                  </ns7:nvPicPr>
-                  <ns7:blipFill>
-                    <ns6:blip ns3:embed="rId16">
-                      <ns6:extLst>
-                        <ns6:ext uri="{28A0092B-C50C-407E-A947-70E740481C1C}">
+            <ns5:graphic>
+              <ns5:graphicData uri="http://schemas.openxmlformats.org/drawingml/2006/picture">
+                <ns6:pic>
+                  <ns6:nvPicPr>
+                    <ns6:cNvPr id="0" name="Picture 671" descr="PlantUML diagram"/>
+                    <ns6:cNvPicPr>
+                      <ns5:picLocks noChangeAspect="1" noChangeArrowheads="1"/>
+                    </ns6:cNvPicPr>
+                  </ns6:nvPicPr>
+                  <ns6:blipFill>
+                    <ns5:blip ns3:embed="rId16">
+                      <ns5:extLst>
+                        <ns5:ext uri="{28A0092B-C50C-407E-A947-70E740481C1C}">
                           <ns8:useLocalDpi val="0"/>
-                        </ns6:ext>
-                      </ns6:extLst>
-                    </ns6:blip>
-                    <ns6:srcRect/>
-                    <ns6:stretch>
-                      <ns6:fillRect/>
-                    </ns6:stretch>
-                  </ns7:blipFill>
-                  <ns7:spPr bwMode="auto">
-                    <ns6:xfrm>
-                      <ns6:off x="0" y="0"/>
-                      <ns6:ext cx="5943600" cy="3354070"/>
-                    </ns6:xfrm>
-                    <ns6:prstGeom prst="rect">
-                      <ns6:avLst/>
-                    </ns6:prstGeom>
-                    <ns6:noFill/>
-                    <ns6:ln>
-                      <ns6:noFill/>
-                    </ns6:ln>
-                  </ns7:spPr>
-                </ns7:pic>
-              </ns6:graphicData>
-            </ns6:graphic>
+                        </ns5:ext>
+                      </ns5:extLst>
+                    </ns5:blip>
+                    <ns5:srcRect/>
+                    <ns5:stretch>
+                      <ns5:fillRect/>
+                    </ns5:stretch>
+                  </ns6:blipFill>
+                  <ns6:spPr bwMode="auto">
+                    <ns5:xfrm>
+                      <ns5:off x="0" y="0"/>
+                      <ns5:ext cx="5943600" cy="3354070"/>
+                    </ns5:xfrm>
+                    <ns5:prstGeom prst="rect">
+                      <ns5:avLst/>
+                    </ns5:prstGeom>
+                    <ns5:noFill/>
+                    <ns5:ln>
+                      <ns5:noFill/>
+                    </ns5:ln>
+                  </ns6:spPr>
+                </ns6:pic>
+              </ns5:graphicData>
+            </ns5:graphic>
           </ns4:inline>
         </w:drawing>
       </w:r>
